--- a/Treatment Journey Dataset.docx
+++ b/Treatment Journey Dataset.docx
@@ -631,6 +631,1370 @@
       <w:proofErr w:type="spellEnd"/>
       <w:r>
         <w:t xml:space="preserve"> and target_paid_30d), this dataset is perfectly positioned for machine learning applications. By training models on procedure acceptance and payment behaviors, clinics can predict future outcomes, optimize their scheduling, streamline their financial policies, and ultimately improve both patient and provider experiences.</w:t>
+      </w:r>
+    </w:p>
+    <w:p>
+      <w:pPr>
+        <w:rPr>
+          <w:b/>
+          <w:bCs/>
+        </w:rPr>
+      </w:pPr>
+      <w:proofErr w:type="spellStart"/>
+      <w:r>
+        <w:lastRenderedPageBreak/>
+        <w:t>Treatment_journey_ml</w:t>
+      </w:r>
+      <w:proofErr w:type="spellEnd"/>
+      <w:r>
+        <w:t xml:space="preserve"> query:</w:t>
+      </w:r>
+      <w:r>
+        <w:br/>
+      </w:r>
+      <w:r>
+        <w:br/>
+      </w:r>
+      <w:r>
+        <w:rPr>
+          <w:b/>
+          <w:bCs/>
+        </w:rPr>
+        <w:t>Overview of the Query</w:t>
+      </w:r>
+    </w:p>
+    <w:p>
+      <w:pPr>
+        <w:numPr>
+          <w:ilvl w:val="0"/>
+          <w:numId w:val="4"/>
+        </w:numPr>
+      </w:pPr>
+      <w:r>
+        <w:rPr>
+          <w:b/>
+          <w:bCs/>
+        </w:rPr>
+        <w:t xml:space="preserve">Base Table: </w:t>
+      </w:r>
+      <w:proofErr w:type="spellStart"/>
+      <w:r>
+        <w:rPr>
+          <w:b/>
+          <w:bCs/>
+        </w:rPr>
+        <w:t>procedurelog</w:t>
+      </w:r>
+      <w:proofErr w:type="spellEnd"/>
+      <w:r>
+        <w:rPr>
+          <w:b/>
+          <w:bCs/>
+        </w:rPr>
+        <w:t xml:space="preserve"> (</w:t>
+      </w:r>
+      <w:proofErr w:type="gramStart"/>
+      <w:r>
+        <w:rPr>
+          <w:b/>
+          <w:bCs/>
+        </w:rPr>
+        <w:t>alias</w:t>
+      </w:r>
+      <w:proofErr w:type="gramEnd"/>
+      <w:r>
+        <w:rPr>
+          <w:b/>
+          <w:bCs/>
+        </w:rPr>
+        <w:t xml:space="preserve"> proc)</w:t>
+      </w:r>
+    </w:p>
+    <w:p>
+      <w:pPr>
+        <w:numPr>
+          <w:ilvl w:val="1"/>
+          <w:numId w:val="4"/>
+        </w:numPr>
+      </w:pPr>
+      <w:r>
+        <w:t xml:space="preserve">The query starts with the </w:t>
+      </w:r>
+      <w:proofErr w:type="spellStart"/>
+      <w:r>
+        <w:t>procedurelog</w:t>
+      </w:r>
+      <w:proofErr w:type="spellEnd"/>
+      <w:r>
+        <w:t xml:space="preserve"> table, which contains records of dental procedures.</w:t>
+      </w:r>
+    </w:p>
+    <w:p>
+      <w:pPr>
+        <w:numPr>
+          <w:ilvl w:val="1"/>
+          <w:numId w:val="4"/>
+        </w:numPr>
+      </w:pPr>
+      <w:r>
+        <w:t>This is where each row is essentially a specific procedure (</w:t>
+      </w:r>
+      <w:proofErr w:type="spellStart"/>
+      <w:proofErr w:type="gramStart"/>
+      <w:r>
+        <w:t>proc.ProcNum</w:t>
+      </w:r>
+      <w:proofErr w:type="spellEnd"/>
+      <w:proofErr w:type="gramEnd"/>
+      <w:r>
+        <w:t>) performed or planned for a patient.</w:t>
+      </w:r>
+    </w:p>
+    <w:p>
+      <w:pPr>
+        <w:numPr>
+          <w:ilvl w:val="0"/>
+          <w:numId w:val="4"/>
+        </w:numPr>
+      </w:pPr>
+      <w:r>
+        <w:rPr>
+          <w:b/>
+          <w:bCs/>
+        </w:rPr>
+        <w:t>Joins to Other Tables</w:t>
+      </w:r>
+    </w:p>
+    <w:p>
+      <w:pPr>
+        <w:numPr>
+          <w:ilvl w:val="1"/>
+          <w:numId w:val="4"/>
+        </w:numPr>
+      </w:pPr>
+      <w:r>
+        <w:rPr>
+          <w:b/>
+          <w:bCs/>
+        </w:rPr>
+        <w:t>patient (alias pat):</w:t>
+      </w:r>
+      <w:r>
+        <w:t xml:space="preserve"> Brings in patient-level attributes such as age, gender, current balances, and insurance status.</w:t>
+      </w:r>
+    </w:p>
+    <w:p>
+      <w:pPr>
+        <w:numPr>
+          <w:ilvl w:val="1"/>
+          <w:numId w:val="4"/>
+        </w:numPr>
+      </w:pPr>
+      <w:proofErr w:type="spellStart"/>
+      <w:r>
+        <w:rPr>
+          <w:b/>
+          <w:bCs/>
+        </w:rPr>
+        <w:t>procedurecode</w:t>
+      </w:r>
+      <w:proofErr w:type="spellEnd"/>
+      <w:r>
+        <w:rPr>
+          <w:b/>
+          <w:bCs/>
+        </w:rPr>
+        <w:t xml:space="preserve"> (alias pc):</w:t>
+      </w:r>
+      <w:r>
+        <w:t xml:space="preserve"> Supplies procedural information (procedure category, description, fees, etc.).</w:t>
+      </w:r>
+    </w:p>
+    <w:p>
+      <w:pPr>
+        <w:numPr>
+          <w:ilvl w:val="0"/>
+          <w:numId w:val="4"/>
+        </w:numPr>
+      </w:pPr>
+      <w:r>
+        <w:rPr>
+          <w:b/>
+          <w:bCs/>
+        </w:rPr>
+        <w:t>Filtering and Sorting</w:t>
+      </w:r>
+    </w:p>
+    <w:p>
+      <w:pPr>
+        <w:numPr>
+          <w:ilvl w:val="1"/>
+          <w:numId w:val="4"/>
+        </w:numPr>
+      </w:pPr>
+      <w:r>
+        <w:rPr>
+          <w:b/>
+          <w:bCs/>
+        </w:rPr>
+        <w:t>Date Range:</w:t>
+      </w:r>
+      <w:r>
+        <w:t xml:space="preserve"> Only procedures with a </w:t>
+      </w:r>
+      <w:proofErr w:type="spellStart"/>
+      <w:r>
+        <w:t>ProcDate</w:t>
+      </w:r>
+      <w:proofErr w:type="spellEnd"/>
+      <w:r>
+        <w:t xml:space="preserve"> between January 1, 2023, and January 1, 2024, are included.</w:t>
+      </w:r>
+    </w:p>
+    <w:p>
+      <w:pPr>
+        <w:numPr>
+          <w:ilvl w:val="1"/>
+          <w:numId w:val="4"/>
+        </w:numPr>
+      </w:pPr>
+      <w:r>
+        <w:rPr>
+          <w:b/>
+          <w:bCs/>
+        </w:rPr>
+        <w:t>Procedure Status:</w:t>
+      </w:r>
+      <w:r>
+        <w:t xml:space="preserve"> Restricts to statuses in (1, 2, 5, 6), so only relevant procedures (e.g., planned, completed, etc.) appear.</w:t>
+      </w:r>
+    </w:p>
+    <w:p>
+      <w:pPr>
+        <w:numPr>
+          <w:ilvl w:val="1"/>
+          <w:numId w:val="4"/>
+        </w:numPr>
+      </w:pPr>
+      <w:r>
+        <w:rPr>
+          <w:b/>
+          <w:bCs/>
+        </w:rPr>
+        <w:t>Order:</w:t>
+      </w:r>
+      <w:r>
+        <w:t xml:space="preserve"> Rows are sorted by </w:t>
+      </w:r>
+      <w:proofErr w:type="spellStart"/>
+      <w:r>
+        <w:t>ProcDate</w:t>
+      </w:r>
+      <w:proofErr w:type="spellEnd"/>
+      <w:r>
+        <w:t xml:space="preserve"> in descending order.</w:t>
+      </w:r>
+    </w:p>
+    <w:p>
+      <w:r>
+        <w:pict w14:anchorId="317E1650">
+          <v:rect id="_x0000_i1069" style="width:0;height:1.5pt" o:hralign="center" o:hrstd="t" o:hr="t" fillcolor="#a0a0a0" stroked="f"/>
+        </w:pict>
+      </w:r>
+    </w:p>
+    <w:p>
+      <w:pPr>
+        <w:rPr>
+          <w:b/>
+          <w:bCs/>
+        </w:rPr>
+      </w:pPr>
+      <w:r>
+        <w:rPr>
+          <w:b/>
+          <w:bCs/>
+        </w:rPr>
+        <w:t>Key Groups of Fields in the SELECT Clause</w:t>
+      </w:r>
+    </w:p>
+    <w:p>
+      <w:pPr>
+        <w:numPr>
+          <w:ilvl w:val="0"/>
+          <w:numId w:val="5"/>
+        </w:numPr>
+      </w:pPr>
+      <w:r>
+        <w:rPr>
+          <w:b/>
+          <w:bCs/>
+        </w:rPr>
+        <w:t>Identifiers and Dates</w:t>
+      </w:r>
+    </w:p>
+    <w:p>
+      <w:pPr>
+        <w:numPr>
+          <w:ilvl w:val="1"/>
+          <w:numId w:val="5"/>
+        </w:numPr>
+      </w:pPr>
+      <w:proofErr w:type="spellStart"/>
+      <w:proofErr w:type="gramStart"/>
+      <w:r>
+        <w:rPr>
+          <w:b/>
+          <w:bCs/>
+        </w:rPr>
+        <w:t>proc.ProcNum</w:t>
+      </w:r>
+      <w:proofErr w:type="spellEnd"/>
+      <w:proofErr w:type="gramEnd"/>
+      <w:r>
+        <w:rPr>
+          <w:b/>
+          <w:bCs/>
+        </w:rPr>
+        <w:t>:</w:t>
+      </w:r>
+      <w:r>
+        <w:t xml:space="preserve"> Unique ID for the procedure.</w:t>
+      </w:r>
+    </w:p>
+    <w:p>
+      <w:pPr>
+        <w:numPr>
+          <w:ilvl w:val="1"/>
+          <w:numId w:val="5"/>
+        </w:numPr>
+      </w:pPr>
+      <w:proofErr w:type="spellStart"/>
+      <w:proofErr w:type="gramStart"/>
+      <w:r>
+        <w:rPr>
+          <w:b/>
+          <w:bCs/>
+        </w:rPr>
+        <w:t>proc.ProcDate</w:t>
+      </w:r>
+      <w:proofErr w:type="spellEnd"/>
+      <w:proofErr w:type="gramEnd"/>
+      <w:r>
+        <w:rPr>
+          <w:b/>
+          <w:bCs/>
+        </w:rPr>
+        <w:t>:</w:t>
+      </w:r>
+      <w:r>
+        <w:t xml:space="preserve"> The actual date the procedure was performed.</w:t>
+      </w:r>
+    </w:p>
+    <w:p>
+      <w:pPr>
+        <w:numPr>
+          <w:ilvl w:val="1"/>
+          <w:numId w:val="5"/>
+        </w:numPr>
+      </w:pPr>
+      <w:proofErr w:type="spellStart"/>
+      <w:proofErr w:type="gramStart"/>
+      <w:r>
+        <w:rPr>
+          <w:b/>
+          <w:bCs/>
+        </w:rPr>
+        <w:t>proc.DateTP</w:t>
+      </w:r>
+      <w:proofErr w:type="spellEnd"/>
+      <w:proofErr w:type="gramEnd"/>
+      <w:r>
+        <w:rPr>
+          <w:b/>
+          <w:bCs/>
+        </w:rPr>
+        <w:t>:</w:t>
+      </w:r>
+      <w:r>
+        <w:t xml:space="preserve"> The “treatment-planned” date (when it was proposed).</w:t>
+      </w:r>
+    </w:p>
+    <w:p>
+      <w:pPr>
+        <w:numPr>
+          <w:ilvl w:val="0"/>
+          <w:numId w:val="5"/>
+        </w:numPr>
+      </w:pPr>
+      <w:r>
+        <w:rPr>
+          <w:b/>
+          <w:bCs/>
+        </w:rPr>
+        <w:t>Patient Features</w:t>
+      </w:r>
+    </w:p>
+    <w:p>
+      <w:pPr>
+        <w:numPr>
+          <w:ilvl w:val="1"/>
+          <w:numId w:val="5"/>
+        </w:numPr>
+      </w:pPr>
+      <w:proofErr w:type="spellStart"/>
+      <w:proofErr w:type="gramStart"/>
+      <w:r>
+        <w:rPr>
+          <w:b/>
+          <w:bCs/>
+        </w:rPr>
+        <w:t>proc.PatNum</w:t>
+      </w:r>
+      <w:proofErr w:type="spellEnd"/>
+      <w:proofErr w:type="gramEnd"/>
+      <w:r>
+        <w:rPr>
+          <w:b/>
+          <w:bCs/>
+        </w:rPr>
+        <w:t>:</w:t>
+      </w:r>
+      <w:r>
+        <w:t xml:space="preserve"> The patient’s unique ID.</w:t>
+      </w:r>
+    </w:p>
+    <w:p>
+      <w:pPr>
+        <w:numPr>
+          <w:ilvl w:val="1"/>
+          <w:numId w:val="5"/>
+        </w:numPr>
+      </w:pPr>
+      <w:proofErr w:type="spellStart"/>
+      <w:r>
+        <w:rPr>
+          <w:b/>
+          <w:bCs/>
+        </w:rPr>
+        <w:t>PatientAge</w:t>
+      </w:r>
+      <w:proofErr w:type="spellEnd"/>
+      <w:r>
+        <w:rPr>
+          <w:b/>
+          <w:bCs/>
+        </w:rPr>
+        <w:t>:</w:t>
+      </w:r>
+      <w:r>
+        <w:t xml:space="preserve"> Computed using </w:t>
+      </w:r>
+      <w:proofErr w:type="spellStart"/>
+      <w:proofErr w:type="gramStart"/>
+      <w:r>
+        <w:t>pat.Birthdate</w:t>
+      </w:r>
+      <w:proofErr w:type="spellEnd"/>
+      <w:proofErr w:type="gramEnd"/>
+      <w:r>
+        <w:t xml:space="preserve"> and the procedure date. Invalid or future birthdates are nullified.</w:t>
+      </w:r>
+    </w:p>
+    <w:p>
+      <w:pPr>
+        <w:numPr>
+          <w:ilvl w:val="1"/>
+          <w:numId w:val="5"/>
+        </w:numPr>
+      </w:pPr>
+      <w:proofErr w:type="spellStart"/>
+      <w:proofErr w:type="gramStart"/>
+      <w:r>
+        <w:rPr>
+          <w:b/>
+          <w:bCs/>
+        </w:rPr>
+        <w:lastRenderedPageBreak/>
+        <w:t>pat.Gender</w:t>
+      </w:r>
+      <w:proofErr w:type="spellEnd"/>
+      <w:proofErr w:type="gramEnd"/>
+      <w:r>
+        <w:rPr>
+          <w:b/>
+          <w:bCs/>
+        </w:rPr>
+        <w:t>:</w:t>
+      </w:r>
+      <w:r>
+        <w:t xml:space="preserve"> Patient’s gender.</w:t>
+      </w:r>
+    </w:p>
+    <w:p>
+      <w:pPr>
+        <w:numPr>
+          <w:ilvl w:val="1"/>
+          <w:numId w:val="5"/>
+        </w:numPr>
+      </w:pPr>
+      <w:proofErr w:type="spellStart"/>
+      <w:r>
+        <w:rPr>
+          <w:b/>
+          <w:bCs/>
+        </w:rPr>
+        <w:t>HasInsurance</w:t>
+      </w:r>
+      <w:proofErr w:type="spellEnd"/>
+      <w:r>
+        <w:rPr>
+          <w:b/>
+          <w:bCs/>
+        </w:rPr>
+        <w:t>:</w:t>
+      </w:r>
+      <w:r>
+        <w:t xml:space="preserve"> Indicates whether the patient has insurance on file.</w:t>
+      </w:r>
+    </w:p>
+    <w:p>
+      <w:pPr>
+        <w:numPr>
+          <w:ilvl w:val="0"/>
+          <w:numId w:val="5"/>
+        </w:numPr>
+      </w:pPr>
+      <w:r>
+        <w:rPr>
+          <w:b/>
+          <w:bCs/>
+        </w:rPr>
+        <w:t>Individual Financial Status</w:t>
+      </w:r>
+    </w:p>
+    <w:p>
+      <w:pPr>
+        <w:numPr>
+          <w:ilvl w:val="1"/>
+          <w:numId w:val="5"/>
+        </w:numPr>
+      </w:pPr>
+      <w:r>
+        <w:rPr>
+          <w:b/>
+          <w:bCs/>
+        </w:rPr>
+        <w:t>Balance Columns (Balance_0_30_Days, Balance_31_60_Days, etc.):</w:t>
+      </w:r>
+      <w:r>
+        <w:t xml:space="preserve"> Show how much the patient owes (if any) across different time windows (0–30 days overdue, 31–60 days, etc.).</w:t>
+      </w:r>
+    </w:p>
+    <w:p>
+      <w:pPr>
+        <w:numPr>
+          <w:ilvl w:val="1"/>
+          <w:numId w:val="5"/>
+        </w:numPr>
+      </w:pPr>
+      <w:proofErr w:type="spellStart"/>
+      <w:r>
+        <w:rPr>
+          <w:b/>
+          <w:bCs/>
+        </w:rPr>
+        <w:t>TotalBalance</w:t>
+      </w:r>
+      <w:proofErr w:type="spellEnd"/>
+      <w:r>
+        <w:rPr>
+          <w:b/>
+          <w:bCs/>
+        </w:rPr>
+        <w:t>:</w:t>
+      </w:r>
+      <w:r>
+        <w:t xml:space="preserve"> Sum of all outstanding balances for that patient.</w:t>
+      </w:r>
+    </w:p>
+    <w:p>
+      <w:pPr>
+        <w:numPr>
+          <w:ilvl w:val="1"/>
+          <w:numId w:val="5"/>
+        </w:numPr>
+      </w:pPr>
+      <w:proofErr w:type="spellStart"/>
+      <w:proofErr w:type="gramStart"/>
+      <w:r>
+        <w:rPr>
+          <w:b/>
+          <w:bCs/>
+        </w:rPr>
+        <w:t>InsuranceEstimate</w:t>
+      </w:r>
+      <w:proofErr w:type="spellEnd"/>
+      <w:proofErr w:type="gramEnd"/>
+      <w:r>
+        <w:rPr>
+          <w:b/>
+          <w:bCs/>
+        </w:rPr>
+        <w:t>:</w:t>
+      </w:r>
+      <w:r>
+        <w:t xml:space="preserve"> Estimated coverage amounts from insurance.</w:t>
+      </w:r>
+    </w:p>
+    <w:p>
+      <w:pPr>
+        <w:numPr>
+          <w:ilvl w:val="0"/>
+          <w:numId w:val="5"/>
+        </w:numPr>
+      </w:pPr>
+      <w:r>
+        <w:rPr>
+          <w:b/>
+          <w:bCs/>
+        </w:rPr>
+        <w:t>Family Features</w:t>
+      </w:r>
+    </w:p>
+    <w:p>
+      <w:pPr>
+        <w:numPr>
+          <w:ilvl w:val="1"/>
+          <w:numId w:val="5"/>
+        </w:numPr>
+      </w:pPr>
+      <w:proofErr w:type="spellStart"/>
+      <w:r>
+        <w:rPr>
+          <w:b/>
+          <w:bCs/>
+        </w:rPr>
+        <w:t>FamilyMemberCount</w:t>
+      </w:r>
+      <w:proofErr w:type="spellEnd"/>
+      <w:r>
+        <w:rPr>
+          <w:b/>
+          <w:bCs/>
+        </w:rPr>
+        <w:t>:</w:t>
+      </w:r>
+      <w:r>
+        <w:t xml:space="preserve"> Number of distinct patients who share the same guarantor (the person responsible for the bill).</w:t>
+      </w:r>
+    </w:p>
+    <w:p>
+      <w:pPr>
+        <w:numPr>
+          <w:ilvl w:val="1"/>
+          <w:numId w:val="5"/>
+        </w:numPr>
+      </w:pPr>
+      <w:proofErr w:type="spellStart"/>
+      <w:r>
+        <w:rPr>
+          <w:b/>
+          <w:bCs/>
+        </w:rPr>
+        <w:t>Family_Total_Balance</w:t>
+      </w:r>
+      <w:proofErr w:type="spellEnd"/>
+      <w:r>
+        <w:rPr>
+          <w:b/>
+          <w:bCs/>
+        </w:rPr>
+        <w:t>:</w:t>
+      </w:r>
+      <w:r>
+        <w:t xml:space="preserve"> Total balance across all family members under that guarantor.</w:t>
+      </w:r>
+    </w:p>
+    <w:p>
+      <w:pPr>
+        <w:numPr>
+          <w:ilvl w:val="1"/>
+          <w:numId w:val="5"/>
+        </w:numPr>
+      </w:pPr>
+      <w:proofErr w:type="spellStart"/>
+      <w:r>
+        <w:rPr>
+          <w:b/>
+          <w:bCs/>
+        </w:rPr>
+        <w:t>Family_Total_Procedures</w:t>
+      </w:r>
+      <w:proofErr w:type="spellEnd"/>
+      <w:r>
+        <w:rPr>
+          <w:b/>
+          <w:bCs/>
+        </w:rPr>
+        <w:t>:</w:t>
+      </w:r>
+      <w:r>
+        <w:t xml:space="preserve"> Number of procedures recorded for the entire family in the past year.</w:t>
+      </w:r>
+    </w:p>
+    <w:p>
+      <w:pPr>
+        <w:numPr>
+          <w:ilvl w:val="0"/>
+          <w:numId w:val="5"/>
+        </w:numPr>
+      </w:pPr>
+      <w:r>
+        <w:rPr>
+          <w:b/>
+          <w:bCs/>
+        </w:rPr>
+        <w:t>Individual History (Past 12 Months)</w:t>
+      </w:r>
+    </w:p>
+    <w:p>
+      <w:pPr>
+        <w:numPr>
+          <w:ilvl w:val="1"/>
+          <w:numId w:val="5"/>
+        </w:numPr>
+      </w:pPr>
+      <w:proofErr w:type="spellStart"/>
+      <w:r>
+        <w:rPr>
+          <w:b/>
+          <w:bCs/>
+        </w:rPr>
+        <w:t>PastProcedures</w:t>
+      </w:r>
+      <w:proofErr w:type="spellEnd"/>
+      <w:r>
+        <w:rPr>
+          <w:b/>
+          <w:bCs/>
+        </w:rPr>
+        <w:t>:</w:t>
+      </w:r>
+      <w:r>
+        <w:t xml:space="preserve"> Count of procedures for this patient in the last year (before this procedure’s date).</w:t>
+      </w:r>
+    </w:p>
+    <w:p>
+      <w:pPr>
+        <w:numPr>
+          <w:ilvl w:val="1"/>
+          <w:numId w:val="5"/>
+        </w:numPr>
+      </w:pPr>
+      <w:proofErr w:type="spellStart"/>
+      <w:r>
+        <w:rPr>
+          <w:b/>
+          <w:bCs/>
+        </w:rPr>
+        <w:t>PastCompletedProcedures</w:t>
+      </w:r>
+      <w:proofErr w:type="spellEnd"/>
+      <w:r>
+        <w:rPr>
+          <w:b/>
+          <w:bCs/>
+        </w:rPr>
+        <w:t>:</w:t>
+      </w:r>
+      <w:r>
+        <w:t xml:space="preserve"> Count of completed procedures (status = 2) in that same timeframe.</w:t>
+      </w:r>
+    </w:p>
+    <w:p>
+      <w:pPr>
+        <w:numPr>
+          <w:ilvl w:val="0"/>
+          <w:numId w:val="5"/>
+        </w:numPr>
+      </w:pPr>
+      <w:r>
+        <w:rPr>
+          <w:b/>
+          <w:bCs/>
+        </w:rPr>
+        <w:t>Procedure Features</w:t>
+      </w:r>
+    </w:p>
+    <w:p>
+      <w:pPr>
+        <w:numPr>
+          <w:ilvl w:val="1"/>
+          <w:numId w:val="5"/>
+        </w:numPr>
+      </w:pPr>
+      <w:proofErr w:type="spellStart"/>
+      <w:proofErr w:type="gramStart"/>
+      <w:r>
+        <w:rPr>
+          <w:b/>
+          <w:bCs/>
+        </w:rPr>
+        <w:t>pc.ProcCat</w:t>
+      </w:r>
+      <w:proofErr w:type="spellEnd"/>
+      <w:proofErr w:type="gramEnd"/>
+      <w:r>
+        <w:rPr>
+          <w:b/>
+          <w:bCs/>
+        </w:rPr>
+        <w:t xml:space="preserve">, </w:t>
+      </w:r>
+      <w:proofErr w:type="spellStart"/>
+      <w:r>
+        <w:rPr>
+          <w:b/>
+          <w:bCs/>
+        </w:rPr>
+        <w:t>pc.ProcCode</w:t>
+      </w:r>
+      <w:proofErr w:type="spellEnd"/>
+      <w:r>
+        <w:rPr>
+          <w:b/>
+          <w:bCs/>
+        </w:rPr>
+        <w:t xml:space="preserve">, </w:t>
+      </w:r>
+      <w:proofErr w:type="spellStart"/>
+      <w:r>
+        <w:rPr>
+          <w:b/>
+          <w:bCs/>
+        </w:rPr>
+        <w:t>pc.Descript</w:t>
+      </w:r>
+      <w:proofErr w:type="spellEnd"/>
+      <w:r>
+        <w:rPr>
+          <w:b/>
+          <w:bCs/>
+        </w:rPr>
+        <w:t>:</w:t>
+      </w:r>
+      <w:r>
+        <w:t xml:space="preserve"> Category and descriptive info about the procedure code.</w:t>
+      </w:r>
+    </w:p>
+    <w:p>
+      <w:pPr>
+        <w:numPr>
+          <w:ilvl w:val="1"/>
+          <w:numId w:val="5"/>
+        </w:numPr>
+      </w:pPr>
+      <w:proofErr w:type="spellStart"/>
+      <w:r>
+        <w:rPr>
+          <w:b/>
+          <w:bCs/>
+        </w:rPr>
+        <w:t>ProcCatDesc</w:t>
+      </w:r>
+      <w:proofErr w:type="spellEnd"/>
+      <w:r>
+        <w:rPr>
+          <w:b/>
+          <w:bCs/>
+        </w:rPr>
+        <w:t>:</w:t>
+      </w:r>
+      <w:r>
+        <w:t xml:space="preserve"> A more readable description for the category (based on a reference table).</w:t>
+      </w:r>
+    </w:p>
+    <w:p>
+      <w:pPr>
+        <w:numPr>
+          <w:ilvl w:val="1"/>
+          <w:numId w:val="5"/>
+        </w:numPr>
+      </w:pPr>
+      <w:proofErr w:type="spellStart"/>
+      <w:proofErr w:type="gramStart"/>
+      <w:r>
+        <w:rPr>
+          <w:b/>
+          <w:bCs/>
+        </w:rPr>
+        <w:t>pc.IsHygiene</w:t>
+      </w:r>
+      <w:proofErr w:type="spellEnd"/>
+      <w:proofErr w:type="gramEnd"/>
+      <w:r>
+        <w:rPr>
+          <w:b/>
+          <w:bCs/>
+        </w:rPr>
+        <w:t>:</w:t>
+      </w:r>
+      <w:r>
+        <w:t xml:space="preserve"> Indicates whether the procedure is related to hygiene.</w:t>
+      </w:r>
+    </w:p>
+    <w:p>
+      <w:pPr>
+        <w:numPr>
+          <w:ilvl w:val="1"/>
+          <w:numId w:val="5"/>
+        </w:numPr>
+      </w:pPr>
+      <w:proofErr w:type="spellStart"/>
+      <w:proofErr w:type="gramStart"/>
+      <w:r>
+        <w:rPr>
+          <w:b/>
+          <w:bCs/>
+        </w:rPr>
+        <w:t>pc.TreatArea</w:t>
+      </w:r>
+      <w:proofErr w:type="spellEnd"/>
+      <w:proofErr w:type="gramEnd"/>
+      <w:r>
+        <w:rPr>
+          <w:b/>
+          <w:bCs/>
+        </w:rPr>
+        <w:t>:</w:t>
+      </w:r>
+      <w:r>
+        <w:t xml:space="preserve"> Identifies treatment area (e.g., mouth, tooth, quadrant).</w:t>
+      </w:r>
+    </w:p>
+    <w:p>
+      <w:pPr>
+        <w:numPr>
+          <w:ilvl w:val="1"/>
+          <w:numId w:val="5"/>
+        </w:numPr>
+      </w:pPr>
+      <w:proofErr w:type="spellStart"/>
+      <w:proofErr w:type="gramStart"/>
+      <w:r>
+        <w:rPr>
+          <w:b/>
+          <w:bCs/>
+        </w:rPr>
+        <w:t>proc.ProcFee</w:t>
+      </w:r>
+      <w:proofErr w:type="spellEnd"/>
+      <w:proofErr w:type="gramEnd"/>
+      <w:r>
+        <w:rPr>
+          <w:b/>
+          <w:bCs/>
+        </w:rPr>
+        <w:t>:</w:t>
+      </w:r>
+      <w:r>
+        <w:t xml:space="preserve"> The fee planned for the procedure.</w:t>
+      </w:r>
+    </w:p>
+    <w:p>
+      <w:pPr>
+        <w:numPr>
+          <w:ilvl w:val="1"/>
+          <w:numId w:val="5"/>
+        </w:numPr>
+      </w:pPr>
+      <w:proofErr w:type="spellStart"/>
+      <w:r>
+        <w:rPr>
+          <w:b/>
+          <w:bCs/>
+        </w:rPr>
+        <w:t>IsMultiVisit</w:t>
+      </w:r>
+      <w:proofErr w:type="spellEnd"/>
+      <w:r>
+        <w:rPr>
+          <w:b/>
+          <w:bCs/>
+        </w:rPr>
+        <w:t>:</w:t>
+      </w:r>
+      <w:r>
+        <w:t xml:space="preserve"> Indicates if the procedure spans multiple visits.</w:t>
+      </w:r>
+    </w:p>
+    <w:p>
+      <w:pPr>
+        <w:numPr>
+          <w:ilvl w:val="0"/>
+          <w:numId w:val="5"/>
+        </w:numPr>
+      </w:pPr>
+      <w:r>
+        <w:rPr>
+          <w:b/>
+          <w:bCs/>
+        </w:rPr>
+        <w:lastRenderedPageBreak/>
+        <w:t>Temporal Features</w:t>
+      </w:r>
+    </w:p>
+    <w:p>
+      <w:pPr>
+        <w:numPr>
+          <w:ilvl w:val="1"/>
+          <w:numId w:val="5"/>
+        </w:numPr>
+      </w:pPr>
+      <w:proofErr w:type="spellStart"/>
+      <w:r>
+        <w:rPr>
+          <w:b/>
+          <w:bCs/>
+        </w:rPr>
+        <w:t>DayOfWeek</w:t>
+      </w:r>
+      <w:proofErr w:type="spellEnd"/>
+      <w:r>
+        <w:rPr>
+          <w:b/>
+          <w:bCs/>
+        </w:rPr>
+        <w:t>:</w:t>
+      </w:r>
+      <w:r>
+        <w:t xml:space="preserve"> The weekday (1=Sunday, 2=Monday, etc.) of the procedure date.</w:t>
+      </w:r>
+    </w:p>
+    <w:p>
+      <w:pPr>
+        <w:numPr>
+          <w:ilvl w:val="1"/>
+          <w:numId w:val="5"/>
+        </w:numPr>
+      </w:pPr>
+      <w:r>
+        <w:rPr>
+          <w:b/>
+          <w:bCs/>
+        </w:rPr>
+        <w:t>Month:</w:t>
+      </w:r>
+      <w:r>
+        <w:t xml:space="preserve"> The numeric month (1=January, 2=February, etc.) of the procedure date.</w:t>
+      </w:r>
+    </w:p>
+    <w:p>
+      <w:pPr>
+        <w:numPr>
+          <w:ilvl w:val="0"/>
+          <w:numId w:val="5"/>
+        </w:numPr>
+      </w:pPr>
+      <w:r>
+        <w:rPr>
+          <w:b/>
+          <w:bCs/>
+        </w:rPr>
+        <w:t>Target Variables</w:t>
+      </w:r>
+    </w:p>
+    <w:p>
+      <w:pPr>
+        <w:numPr>
+          <w:ilvl w:val="1"/>
+          <w:numId w:val="5"/>
+        </w:numPr>
+      </w:pPr>
+      <w:proofErr w:type="spellStart"/>
+      <w:r>
+        <w:rPr>
+          <w:b/>
+          <w:bCs/>
+        </w:rPr>
+        <w:t>target_accepted</w:t>
+      </w:r>
+      <w:proofErr w:type="spellEnd"/>
+      <w:r>
+        <w:rPr>
+          <w:b/>
+          <w:bCs/>
+        </w:rPr>
+        <w:t>:</w:t>
+      </w:r>
+      <w:r>
+        <w:t xml:space="preserve"> Flags whether the procedure was completed (</w:t>
+      </w:r>
+      <w:proofErr w:type="spellStart"/>
+      <w:r>
+        <w:t>ProcStatus</w:t>
+      </w:r>
+      <w:proofErr w:type="spellEnd"/>
+      <w:r>
+        <w:t xml:space="preserve"> = 2).</w:t>
+      </w:r>
+    </w:p>
+    <w:p>
+      <w:pPr>
+        <w:numPr>
+          <w:ilvl w:val="1"/>
+          <w:numId w:val="5"/>
+        </w:numPr>
+      </w:pPr>
+      <w:r>
+        <w:rPr>
+          <w:b/>
+          <w:bCs/>
+        </w:rPr>
+        <w:t>target_paid_30d:</w:t>
+      </w:r>
+      <w:r>
+        <w:t xml:space="preserve"> Flags if there was a payment posted within 30 days of the procedure date (based on </w:t>
+      </w:r>
+      <w:proofErr w:type="spellStart"/>
+      <w:r>
+        <w:t>paysplit</w:t>
+      </w:r>
+      <w:proofErr w:type="spellEnd"/>
+      <w:r>
+        <w:t xml:space="preserve"> and payment records).</w:t>
+      </w:r>
+    </w:p>
+    <w:p>
+      <w:pPr>
+        <w:numPr>
+          <w:ilvl w:val="0"/>
+          <w:numId w:val="5"/>
+        </w:numPr>
+      </w:pPr>
+      <w:r>
+        <w:rPr>
+          <w:b/>
+          <w:bCs/>
+        </w:rPr>
+        <w:t>Payment Outcomes</w:t>
+      </w:r>
+    </w:p>
+    <w:p>
+      <w:pPr>
+        <w:numPr>
+          <w:ilvl w:val="1"/>
+          <w:numId w:val="5"/>
+        </w:numPr>
+      </w:pPr>
+      <w:proofErr w:type="spellStart"/>
+      <w:r>
+        <w:rPr>
+          <w:b/>
+          <w:bCs/>
+        </w:rPr>
+        <w:t>TotalPaid</w:t>
+      </w:r>
+      <w:proofErr w:type="spellEnd"/>
+      <w:r>
+        <w:rPr>
+          <w:b/>
+          <w:bCs/>
+        </w:rPr>
+        <w:t>:</w:t>
+      </w:r>
+      <w:r>
+        <w:t xml:space="preserve"> Sum of all payments tied to the procedure (</w:t>
+      </w:r>
+      <w:proofErr w:type="spellStart"/>
+      <w:r>
+        <w:t>paysplit</w:t>
+      </w:r>
+      <w:proofErr w:type="spellEnd"/>
+      <w:r>
+        <w:t xml:space="preserve"> records).</w:t>
+      </w:r>
+    </w:p>
+    <w:p>
+      <w:pPr>
+        <w:numPr>
+          <w:ilvl w:val="1"/>
+          <w:numId w:val="5"/>
+        </w:numPr>
+      </w:pPr>
+      <w:proofErr w:type="spellStart"/>
+      <w:r>
+        <w:rPr>
+          <w:b/>
+          <w:bCs/>
+        </w:rPr>
+        <w:t>InsurancePaid</w:t>
+      </w:r>
+      <w:proofErr w:type="spellEnd"/>
+      <w:r>
+        <w:rPr>
+          <w:b/>
+          <w:bCs/>
+        </w:rPr>
+        <w:t>:</w:t>
+      </w:r>
+      <w:r>
+        <w:t xml:space="preserve"> Sum of insurance payments for that procedure (</w:t>
+      </w:r>
+      <w:proofErr w:type="spellStart"/>
+      <w:r>
+        <w:t>claimproc</w:t>
+      </w:r>
+      <w:proofErr w:type="spellEnd"/>
+      <w:r>
+        <w:t xml:space="preserve"> table).</w:t>
+      </w:r>
+    </w:p>
+    <w:p>
+      <w:pPr>
+        <w:numPr>
+          <w:ilvl w:val="1"/>
+          <w:numId w:val="5"/>
+        </w:numPr>
+      </w:pPr>
+      <w:r>
+        <w:rPr>
+          <w:b/>
+          <w:bCs/>
+        </w:rPr>
+        <w:t>Adjustments:</w:t>
+      </w:r>
+      <w:r>
+        <w:t xml:space="preserve"> Sum of any adjustments applied to the procedure (e.g., discounts, write-offs).</w:t>
+      </w:r>
+    </w:p>
+    <w:p>
+      <w:r>
+        <w:pict w14:anchorId="4D2AC3BE">
+          <v:rect id="_x0000_i1070" style="width:0;height:1.5pt" o:hralign="center" o:hrstd="t" o:hr="t" fillcolor="#a0a0a0" stroked="f"/>
+        </w:pict>
+      </w:r>
+    </w:p>
+    <w:p>
+      <w:pPr>
+        <w:rPr>
+          <w:b/>
+          <w:bCs/>
+        </w:rPr>
+      </w:pPr>
+      <w:r>
+        <w:rPr>
+          <w:b/>
+          <w:bCs/>
+        </w:rPr>
+        <w:t>Putting It All Together</w:t>
+      </w:r>
+    </w:p>
+    <w:p>
+      <w:pPr>
+        <w:numPr>
+          <w:ilvl w:val="0"/>
+          <w:numId w:val="6"/>
+        </w:numPr>
+      </w:pPr>
+      <w:r>
+        <w:rPr>
+          <w:b/>
+          <w:bCs/>
+        </w:rPr>
+        <w:t>Rows:</w:t>
+      </w:r>
+      <w:r>
+        <w:t xml:space="preserve"> Each row corresponds to a single procedure within the specified time window.</w:t>
+      </w:r>
+    </w:p>
+    <w:p>
+      <w:pPr>
+        <w:numPr>
+          <w:ilvl w:val="0"/>
+          <w:numId w:val="6"/>
+        </w:numPr>
+      </w:pPr>
+      <w:r>
+        <w:rPr>
+          <w:b/>
+          <w:bCs/>
+        </w:rPr>
+        <w:t>Patient-Level Information:</w:t>
+      </w:r>
+      <w:r>
+        <w:t xml:space="preserve"> Merged in to provide context like age, gender, and outstanding balances.</w:t>
+      </w:r>
+    </w:p>
+    <w:p>
+      <w:pPr>
+        <w:numPr>
+          <w:ilvl w:val="0"/>
+          <w:numId w:val="6"/>
+        </w:numPr>
+      </w:pPr>
+      <w:r>
+        <w:rPr>
+          <w:b/>
+          <w:bCs/>
+        </w:rPr>
+        <w:t>Family-Level Summaries:</w:t>
+      </w:r>
+      <w:r>
+        <w:t xml:space="preserve"> Useful for understanding how a patient’s family situation might influence scheduling, payment habits, or acceptance of treatment.</w:t>
+      </w:r>
+    </w:p>
+    <w:p>
+      <w:pPr>
+        <w:numPr>
+          <w:ilvl w:val="0"/>
+          <w:numId w:val="6"/>
+        </w:numPr>
+      </w:pPr>
+      <w:r>
+        <w:rPr>
+          <w:b/>
+          <w:bCs/>
+        </w:rPr>
+        <w:t>Procedure-Specific Details:</w:t>
+      </w:r>
+      <w:r>
+        <w:t xml:space="preserve"> Show exactly what was planned or done, how much it cost, and whether it was a single or multi-visit procedure.</w:t>
+      </w:r>
+    </w:p>
+    <w:p>
+      <w:pPr>
+        <w:numPr>
+          <w:ilvl w:val="0"/>
+          <w:numId w:val="6"/>
+        </w:numPr>
+      </w:pPr>
+      <w:r>
+        <w:rPr>
+          <w:b/>
+          <w:bCs/>
+        </w:rPr>
+        <w:t>Outcome Labels:</w:t>
+      </w:r>
+      <w:r>
+        <w:t xml:space="preserve"> Indicate whether the procedure ended up being completed (</w:t>
+      </w:r>
+      <w:proofErr w:type="spellStart"/>
+      <w:r>
+        <w:t>target_accepted</w:t>
+      </w:r>
+      <w:proofErr w:type="spellEnd"/>
+      <w:r>
+        <w:t>) and/or paid for in a timely manner (target_paid_30d).</w:t>
+      </w:r>
+    </w:p>
+    <w:p>
+      <w:r>
+        <w:t xml:space="preserve">In practice, this query yields a dataset that is well-suited for further analysis, whether you’re performing simple descriptive statistics or training machine-learning models to </w:t>
+      </w:r>
+      <w:r>
+        <w:lastRenderedPageBreak/>
+        <w:t>predict treatment acceptance and timely payment. By joining and calculating these fields in one pass, the query sets up a “one row per procedure” format that analysts can easily load into tools like pandas, Tableau, or SQL-based BI platforms.</w:t>
       </w:r>
     </w:p>
     <w:p/>
@@ -647,6 +2011,272 @@
 <file path=word/numbering.xml><?xml version="1.0" encoding="utf-8"?>
 <w:numbering xmlns:wpc="http://schemas.microsoft.com/office/word/2010/wordprocessingCanvas" xmlns:cx="http://schemas.microsoft.com/office/drawing/2014/chartex" xmlns:cx1="http://schemas.microsoft.com/office/drawing/2015/9/8/chartex" xmlns:cx2="http://schemas.microsoft.com/office/drawing/2015/10/21/chartex" xmlns:cx3="http://schemas.microsoft.com/office/drawing/2016/5/9/chartex" xmlns:cx4="http://schemas.microsoft.com/office/drawing/2016/5/10/chartex" xmlns:cx5="http://schemas.microsoft.com/office/drawing/2016/5/11/chartex" xmlns:cx6="http://schemas.microsoft.com/office/drawing/2016/5/12/chartex" xmlns:cx7="http://schemas.microsoft.com/office/drawing/2016/5/13/chartex" xmlns:cx8="http://schemas.microsoft.com/office/drawing/2016/5/14/chartex" xmlns:mc="http://schemas.openxmlformats.org/markup-compatibility/2006" xmlns:aink="http://schemas.microsoft.com/office/drawing/2016/ink" xmlns:am3d="http://schemas.microsoft.com/office/drawing/2017/model3d" xmlns:o="urn:schemas-microsoft-com:office:office" xmlns:oel="http://schemas.microsoft.com/office/2019/extlst" xmlns:r="http://schemas.openxmlformats.org/officeDocument/2006/relationships" xmlns:m="http://schemas.openxmlformats.org/officeDocument/2006/math" xmlns:v="urn:schemas-microsoft-com:vml" xmlns:wp14="http://schemas.microsoft.com/office/word/2010/wordprocessingDrawing" xmlns:wp="http://schemas.openxmlformats.org/drawingml/2006/wordprocessingDrawing" xmlns:w10="urn:schemas-microsoft-com:office:word" xmlns:w="http://schemas.openxmlformats.org/wordprocessingml/2006/main" xmlns:w14="http://schemas.microsoft.com/office/word/2010/wordml" xmlns:w15="http://schemas.microsoft.com/office/word/2012/wordml" xmlns:w16cex="http://schemas.microsoft.com/office/word/2018/wordml/cex" xmlns:w16cid="http://schemas.microsoft.com/office/word/2016/wordml/cid" xmlns:w16="http://schemas.microsoft.com/office/word/2018/wordml" xmlns:w16du="http://schemas.microsoft.com/office/word/2023/wordml/word16du" xmlns:w16sdtdh="http://schemas.microsoft.com/office/word/2020/wordml/sdtdatahash" xmlns:w16sdtfl="http://schemas.microsoft.com/office/word/2024/wordml/sdtformatlock" xmlns:w16se="http://schemas.microsoft.com/office/word/2015/wordml/symex" xmlns:wpg="http://schemas.microsoft.com/office/word/2010/wordprocessingGroup" xmlns:wpi="http://schemas.microsoft.com/office/word/2010/wordprocessingInk" xmlns:wne="http://schemas.microsoft.com/office/word/2006/wordml" xmlns:wps="http://schemas.microsoft.com/office/word/2010/wordprocessingShape" mc:Ignorable="w14 w15 w16se w16cid w16 w16cex w16sdtdh w16sdtfl w16du wp14">
   <w:abstractNum w:abstractNumId="0" w15:restartNumberingAfterBreak="0">
+    <w:nsid w:val="04AA21BA"/>
+    <w:multiLevelType w:val="multilevel"/>
+    <w:tmpl w:val="4C8C04EE"/>
+    <w:lvl w:ilvl="0">
+      <w:start w:val="1"/>
+      <w:numFmt w:val="bullet"/>
+      <w:lvlText w:val=""/>
+      <w:lvlJc w:val="left"/>
+      <w:pPr>
+        <w:tabs>
+          <w:tab w:val="num" w:pos="720"/>
+        </w:tabs>
+        <w:ind w:left="720" w:hanging="360"/>
+      </w:pPr>
+      <w:rPr>
+        <w:rFonts w:ascii="Symbol" w:hAnsi="Symbol" w:hint="default"/>
+        <w:sz w:val="20"/>
+      </w:rPr>
+    </w:lvl>
+    <w:lvl w:ilvl="1" w:tentative="1">
+      <w:start w:val="1"/>
+      <w:numFmt w:val="bullet"/>
+      <w:lvlText w:val="o"/>
+      <w:lvlJc w:val="left"/>
+      <w:pPr>
+        <w:tabs>
+          <w:tab w:val="num" w:pos="1440"/>
+        </w:tabs>
+        <w:ind w:left="1440" w:hanging="360"/>
+      </w:pPr>
+      <w:rPr>
+        <w:rFonts w:ascii="Courier New" w:hAnsi="Courier New" w:hint="default"/>
+        <w:sz w:val="20"/>
+      </w:rPr>
+    </w:lvl>
+    <w:lvl w:ilvl="2" w:tentative="1">
+      <w:start w:val="1"/>
+      <w:numFmt w:val="bullet"/>
+      <w:lvlText w:val=""/>
+      <w:lvlJc w:val="left"/>
+      <w:pPr>
+        <w:tabs>
+          <w:tab w:val="num" w:pos="2160"/>
+        </w:tabs>
+        <w:ind w:left="2160" w:hanging="360"/>
+      </w:pPr>
+      <w:rPr>
+        <w:rFonts w:ascii="Wingdings" w:hAnsi="Wingdings" w:hint="default"/>
+        <w:sz w:val="20"/>
+      </w:rPr>
+    </w:lvl>
+    <w:lvl w:ilvl="3" w:tentative="1">
+      <w:start w:val="1"/>
+      <w:numFmt w:val="bullet"/>
+      <w:lvlText w:val=""/>
+      <w:lvlJc w:val="left"/>
+      <w:pPr>
+        <w:tabs>
+          <w:tab w:val="num" w:pos="2880"/>
+        </w:tabs>
+        <w:ind w:left="2880" w:hanging="360"/>
+      </w:pPr>
+      <w:rPr>
+        <w:rFonts w:ascii="Wingdings" w:hAnsi="Wingdings" w:hint="default"/>
+        <w:sz w:val="20"/>
+      </w:rPr>
+    </w:lvl>
+    <w:lvl w:ilvl="4" w:tentative="1">
+      <w:start w:val="1"/>
+      <w:numFmt w:val="bullet"/>
+      <w:lvlText w:val=""/>
+      <w:lvlJc w:val="left"/>
+      <w:pPr>
+        <w:tabs>
+          <w:tab w:val="num" w:pos="3600"/>
+        </w:tabs>
+        <w:ind w:left="3600" w:hanging="360"/>
+      </w:pPr>
+      <w:rPr>
+        <w:rFonts w:ascii="Wingdings" w:hAnsi="Wingdings" w:hint="default"/>
+        <w:sz w:val="20"/>
+      </w:rPr>
+    </w:lvl>
+    <w:lvl w:ilvl="5" w:tentative="1">
+      <w:start w:val="1"/>
+      <w:numFmt w:val="bullet"/>
+      <w:lvlText w:val=""/>
+      <w:lvlJc w:val="left"/>
+      <w:pPr>
+        <w:tabs>
+          <w:tab w:val="num" w:pos="4320"/>
+        </w:tabs>
+        <w:ind w:left="4320" w:hanging="360"/>
+      </w:pPr>
+      <w:rPr>
+        <w:rFonts w:ascii="Wingdings" w:hAnsi="Wingdings" w:hint="default"/>
+        <w:sz w:val="20"/>
+      </w:rPr>
+    </w:lvl>
+    <w:lvl w:ilvl="6" w:tentative="1">
+      <w:start w:val="1"/>
+      <w:numFmt w:val="bullet"/>
+      <w:lvlText w:val=""/>
+      <w:lvlJc w:val="left"/>
+      <w:pPr>
+        <w:tabs>
+          <w:tab w:val="num" w:pos="5040"/>
+        </w:tabs>
+        <w:ind w:left="5040" w:hanging="360"/>
+      </w:pPr>
+      <w:rPr>
+        <w:rFonts w:ascii="Wingdings" w:hAnsi="Wingdings" w:hint="default"/>
+        <w:sz w:val="20"/>
+      </w:rPr>
+    </w:lvl>
+    <w:lvl w:ilvl="7" w:tentative="1">
+      <w:start w:val="1"/>
+      <w:numFmt w:val="bullet"/>
+      <w:lvlText w:val=""/>
+      <w:lvlJc w:val="left"/>
+      <w:pPr>
+        <w:tabs>
+          <w:tab w:val="num" w:pos="5760"/>
+        </w:tabs>
+        <w:ind w:left="5760" w:hanging="360"/>
+      </w:pPr>
+      <w:rPr>
+        <w:rFonts w:ascii="Wingdings" w:hAnsi="Wingdings" w:hint="default"/>
+        <w:sz w:val="20"/>
+      </w:rPr>
+    </w:lvl>
+    <w:lvl w:ilvl="8" w:tentative="1">
+      <w:start w:val="1"/>
+      <w:numFmt w:val="bullet"/>
+      <w:lvlText w:val=""/>
+      <w:lvlJc w:val="left"/>
+      <w:pPr>
+        <w:tabs>
+          <w:tab w:val="num" w:pos="6480"/>
+        </w:tabs>
+        <w:ind w:left="6480" w:hanging="360"/>
+      </w:pPr>
+      <w:rPr>
+        <w:rFonts w:ascii="Wingdings" w:hAnsi="Wingdings" w:hint="default"/>
+        <w:sz w:val="20"/>
+      </w:rPr>
+    </w:lvl>
+  </w:abstractNum>
+  <w:abstractNum w:abstractNumId="1" w15:restartNumberingAfterBreak="0">
+    <w:nsid w:val="1CD30022"/>
+    <w:multiLevelType w:val="multilevel"/>
+    <w:tmpl w:val="8C68EF6C"/>
+    <w:lvl w:ilvl="0">
+      <w:start w:val="1"/>
+      <w:numFmt w:val="decimal"/>
+      <w:lvlText w:val="%1."/>
+      <w:lvlJc w:val="left"/>
+      <w:pPr>
+        <w:tabs>
+          <w:tab w:val="num" w:pos="720"/>
+        </w:tabs>
+        <w:ind w:left="720" w:hanging="360"/>
+      </w:pPr>
+    </w:lvl>
+    <w:lvl w:ilvl="1">
+      <w:start w:val="1"/>
+      <w:numFmt w:val="bullet"/>
+      <w:lvlText w:val="o"/>
+      <w:lvlJc w:val="left"/>
+      <w:pPr>
+        <w:tabs>
+          <w:tab w:val="num" w:pos="1440"/>
+        </w:tabs>
+        <w:ind w:left="1440" w:hanging="360"/>
+      </w:pPr>
+      <w:rPr>
+        <w:rFonts w:ascii="Courier New" w:hAnsi="Courier New" w:hint="default"/>
+        <w:sz w:val="20"/>
+      </w:rPr>
+    </w:lvl>
+    <w:lvl w:ilvl="2" w:tentative="1">
+      <w:start w:val="1"/>
+      <w:numFmt w:val="decimal"/>
+      <w:lvlText w:val="%3."/>
+      <w:lvlJc w:val="left"/>
+      <w:pPr>
+        <w:tabs>
+          <w:tab w:val="num" w:pos="2160"/>
+        </w:tabs>
+        <w:ind w:left="2160" w:hanging="360"/>
+      </w:pPr>
+    </w:lvl>
+    <w:lvl w:ilvl="3" w:tentative="1">
+      <w:start w:val="1"/>
+      <w:numFmt w:val="decimal"/>
+      <w:lvlText w:val="%4."/>
+      <w:lvlJc w:val="left"/>
+      <w:pPr>
+        <w:tabs>
+          <w:tab w:val="num" w:pos="2880"/>
+        </w:tabs>
+        <w:ind w:left="2880" w:hanging="360"/>
+      </w:pPr>
+    </w:lvl>
+    <w:lvl w:ilvl="4" w:tentative="1">
+      <w:start w:val="1"/>
+      <w:numFmt w:val="decimal"/>
+      <w:lvlText w:val="%5."/>
+      <w:lvlJc w:val="left"/>
+      <w:pPr>
+        <w:tabs>
+          <w:tab w:val="num" w:pos="3600"/>
+        </w:tabs>
+        <w:ind w:left="3600" w:hanging="360"/>
+      </w:pPr>
+    </w:lvl>
+    <w:lvl w:ilvl="5" w:tentative="1">
+      <w:start w:val="1"/>
+      <w:numFmt w:val="decimal"/>
+      <w:lvlText w:val="%6."/>
+      <w:lvlJc w:val="left"/>
+      <w:pPr>
+        <w:tabs>
+          <w:tab w:val="num" w:pos="4320"/>
+        </w:tabs>
+        <w:ind w:left="4320" w:hanging="360"/>
+      </w:pPr>
+    </w:lvl>
+    <w:lvl w:ilvl="6" w:tentative="1">
+      <w:start w:val="1"/>
+      <w:numFmt w:val="decimal"/>
+      <w:lvlText w:val="%7."/>
+      <w:lvlJc w:val="left"/>
+      <w:pPr>
+        <w:tabs>
+          <w:tab w:val="num" w:pos="5040"/>
+        </w:tabs>
+        <w:ind w:left="5040" w:hanging="360"/>
+      </w:pPr>
+    </w:lvl>
+    <w:lvl w:ilvl="7" w:tentative="1">
+      <w:start w:val="1"/>
+      <w:numFmt w:val="decimal"/>
+      <w:lvlText w:val="%8."/>
+      <w:lvlJc w:val="left"/>
+      <w:pPr>
+        <w:tabs>
+          <w:tab w:val="num" w:pos="5760"/>
+        </w:tabs>
+        <w:ind w:left="5760" w:hanging="360"/>
+      </w:pPr>
+    </w:lvl>
+    <w:lvl w:ilvl="8" w:tentative="1">
+      <w:start w:val="1"/>
+      <w:numFmt w:val="decimal"/>
+      <w:lvlText w:val="%9."/>
+      <w:lvlJc w:val="left"/>
+      <w:pPr>
+        <w:tabs>
+          <w:tab w:val="num" w:pos="6480"/>
+        </w:tabs>
+        <w:ind w:left="6480" w:hanging="360"/>
+      </w:pPr>
+    </w:lvl>
+  </w:abstractNum>
+  <w:abstractNum w:abstractNumId="2" w15:restartNumberingAfterBreak="0">
     <w:nsid w:val="395E19B4"/>
     <w:multiLevelType w:val="multilevel"/>
     <w:tmpl w:val="92FE9722"/>
@@ -795,7 +2425,7 @@
       </w:rPr>
     </w:lvl>
   </w:abstractNum>
-  <w:abstractNum w:abstractNumId="1" w15:restartNumberingAfterBreak="0">
+  <w:abstractNum w:abstractNumId="3" w15:restartNumberingAfterBreak="0">
     <w:nsid w:val="60753AC1"/>
     <w:multiLevelType w:val="multilevel"/>
     <w:tmpl w:val="985EDCAA"/>
@@ -908,7 +2538,7 @@
       </w:pPr>
     </w:lvl>
   </w:abstractNum>
-  <w:abstractNum w:abstractNumId="2" w15:restartNumberingAfterBreak="0">
+  <w:abstractNum w:abstractNumId="4" w15:restartNumberingAfterBreak="0">
     <w:nsid w:val="7A4C78D6"/>
     <w:multiLevelType w:val="multilevel"/>
     <w:tmpl w:val="020CBFA4"/>
@@ -1021,14 +2651,140 @@
       </w:pPr>
     </w:lvl>
   </w:abstractNum>
+  <w:abstractNum w:abstractNumId="5" w15:restartNumberingAfterBreak="0">
+    <w:nsid w:val="7D533727"/>
+    <w:multiLevelType w:val="multilevel"/>
+    <w:tmpl w:val="05DAD694"/>
+    <w:lvl w:ilvl="0">
+      <w:start w:val="1"/>
+      <w:numFmt w:val="decimal"/>
+      <w:lvlText w:val="%1."/>
+      <w:lvlJc w:val="left"/>
+      <w:pPr>
+        <w:tabs>
+          <w:tab w:val="num" w:pos="720"/>
+        </w:tabs>
+        <w:ind w:left="720" w:hanging="360"/>
+      </w:pPr>
+    </w:lvl>
+    <w:lvl w:ilvl="1">
+      <w:start w:val="1"/>
+      <w:numFmt w:val="bullet"/>
+      <w:lvlText w:val="o"/>
+      <w:lvlJc w:val="left"/>
+      <w:pPr>
+        <w:tabs>
+          <w:tab w:val="num" w:pos="1440"/>
+        </w:tabs>
+        <w:ind w:left="1440" w:hanging="360"/>
+      </w:pPr>
+      <w:rPr>
+        <w:rFonts w:ascii="Courier New" w:hAnsi="Courier New" w:hint="default"/>
+        <w:sz w:val="20"/>
+      </w:rPr>
+    </w:lvl>
+    <w:lvl w:ilvl="2" w:tentative="1">
+      <w:start w:val="1"/>
+      <w:numFmt w:val="decimal"/>
+      <w:lvlText w:val="%3."/>
+      <w:lvlJc w:val="left"/>
+      <w:pPr>
+        <w:tabs>
+          <w:tab w:val="num" w:pos="2160"/>
+        </w:tabs>
+        <w:ind w:left="2160" w:hanging="360"/>
+      </w:pPr>
+    </w:lvl>
+    <w:lvl w:ilvl="3" w:tentative="1">
+      <w:start w:val="1"/>
+      <w:numFmt w:val="decimal"/>
+      <w:lvlText w:val="%4."/>
+      <w:lvlJc w:val="left"/>
+      <w:pPr>
+        <w:tabs>
+          <w:tab w:val="num" w:pos="2880"/>
+        </w:tabs>
+        <w:ind w:left="2880" w:hanging="360"/>
+      </w:pPr>
+    </w:lvl>
+    <w:lvl w:ilvl="4" w:tentative="1">
+      <w:start w:val="1"/>
+      <w:numFmt w:val="decimal"/>
+      <w:lvlText w:val="%5."/>
+      <w:lvlJc w:val="left"/>
+      <w:pPr>
+        <w:tabs>
+          <w:tab w:val="num" w:pos="3600"/>
+        </w:tabs>
+        <w:ind w:left="3600" w:hanging="360"/>
+      </w:pPr>
+    </w:lvl>
+    <w:lvl w:ilvl="5" w:tentative="1">
+      <w:start w:val="1"/>
+      <w:numFmt w:val="decimal"/>
+      <w:lvlText w:val="%6."/>
+      <w:lvlJc w:val="left"/>
+      <w:pPr>
+        <w:tabs>
+          <w:tab w:val="num" w:pos="4320"/>
+        </w:tabs>
+        <w:ind w:left="4320" w:hanging="360"/>
+      </w:pPr>
+    </w:lvl>
+    <w:lvl w:ilvl="6" w:tentative="1">
+      <w:start w:val="1"/>
+      <w:numFmt w:val="decimal"/>
+      <w:lvlText w:val="%7."/>
+      <w:lvlJc w:val="left"/>
+      <w:pPr>
+        <w:tabs>
+          <w:tab w:val="num" w:pos="5040"/>
+        </w:tabs>
+        <w:ind w:left="5040" w:hanging="360"/>
+      </w:pPr>
+    </w:lvl>
+    <w:lvl w:ilvl="7" w:tentative="1">
+      <w:start w:val="1"/>
+      <w:numFmt w:val="decimal"/>
+      <w:lvlText w:val="%8."/>
+      <w:lvlJc w:val="left"/>
+      <w:pPr>
+        <w:tabs>
+          <w:tab w:val="num" w:pos="5760"/>
+        </w:tabs>
+        <w:ind w:left="5760" w:hanging="360"/>
+      </w:pPr>
+    </w:lvl>
+    <w:lvl w:ilvl="8" w:tentative="1">
+      <w:start w:val="1"/>
+      <w:numFmt w:val="decimal"/>
+      <w:lvlText w:val="%9."/>
+      <w:lvlJc w:val="left"/>
+      <w:pPr>
+        <w:tabs>
+          <w:tab w:val="num" w:pos="6480"/>
+        </w:tabs>
+        <w:ind w:left="6480" w:hanging="360"/>
+      </w:pPr>
+    </w:lvl>
+  </w:abstractNum>
   <w:num w:numId="1" w16cid:durableId="60298609">
+    <w:abstractNumId w:val="3"/>
+  </w:num>
+  <w:num w:numId="2" w16cid:durableId="1073968999">
+    <w:abstractNumId w:val="2"/>
+  </w:num>
+  <w:num w:numId="3" w16cid:durableId="966736059">
+    <w:abstractNumId w:val="4"/>
+  </w:num>
+  <w:num w:numId="4" w16cid:durableId="1439522655">
+    <w:abstractNumId w:val="5"/>
+  </w:num>
+  <w:num w:numId="5" w16cid:durableId="1542783499">
     <w:abstractNumId w:val="1"/>
   </w:num>
-  <w:num w:numId="2" w16cid:durableId="1073968999">
+  <w:num w:numId="6" w16cid:durableId="1309359816">
     <w:abstractNumId w:val="0"/>
-  </w:num>
-  <w:num w:numId="3" w16cid:durableId="966736059">
-    <w:abstractNumId w:val="2"/>
   </w:num>
 </w:numbering>
 </file>
